--- a/fixtures/technical/technical-cover-letter-letter.docx
+++ b/fixtures/technical/technical-cover-letter-letter.docx
@@ -141,7 +141,7 @@
         <w:rPr>
           <w:rtl w:val="0"/>
         </w:rPr>
-        <w:t xml:space="preserve">I'm applying for the Senior Backend Engineer role on your payments platform team. I've spent four years building high-volume services in Go and Python, most recently the shipment events service at Tarnhollow Logistics, which handles about 40 million events a day.</w:t>
+        <w:t xml:space="preserve">I'm applying for the Senior Backend Engineer role on your payments platform team. I've spent five years building high-volume services in Go and Python, most recently the shipment events service at Tarnhollow Logistics, which handles about 40 million events a day.</w:t>
       </w:r>
     </w:p>
     <w:p>
